--- a/arb/docx/36.content.docx
+++ b/arb/docx/36.content.docx
@@ -9,6 +9,8 @@
       </w:pPr>
       <w:r>
         <w:rPr>
+          <w:rtl/>
+          <w:cs/>
           <w:lang w:val="ar_AE" w:bidi="ar_AE"/>
         </w:rPr>
       </w:r>
@@ -20,12 +22,16 @@
       </w:pPr>
       <w:r>
         <w:rPr>
+          <w:rtl/>
+          <w:cs/>
           <w:lang w:val="ar_AE" w:bidi="ar_AE"/>
         </w:rPr>
         <w:t>Resource: Biblica Study Notes</w:t>
       </w:r>
       <w:r>
         <w:rPr>
+          <w:rtl/>
+          <w:cs/>
           <w:lang w:val="ar_AE" w:bidi="ar_AE"/>
         </w:rPr>
       </w:r>
@@ -36,53 +42,71 @@
       </w:pPr>
       <w:r>
         <w:rPr>
+          <w:rtl/>
+          <w:cs/>
           <w:lang w:val="ar_AE" w:bidi="ar_AE"/>
         </w:rPr>
       </w:r>
       <w:r>
         <w:rPr>
           <w:b/>
+          <w:rtl/>
+          <w:cs/>
           <w:lang w:val="ar_AE" w:bidi="ar_AE"/>
         </w:rPr>
         <w:t>Biblica Study Notes (Book Intros)</w:t>
       </w:r>
       <w:r>
         <w:rPr>
+          <w:rtl/>
+          <w:cs/>
           <w:lang w:val="ar_AE" w:bidi="ar_AE"/>
         </w:rPr>
         <w:t xml:space="preserve"> © 2023 Biblica Inc. Released under CC BY-SA 4.0 license. </w:t>
       </w:r>
       <w:r>
         <w:rPr>
+          <w:rtl/>
+          <w:cs/>
           <w:lang w:val="ar_AE" w:bidi="ar_AE"/>
         </w:rPr>
         <w:t>Biblica Study Notes</w:t>
       </w:r>
       <w:r>
         <w:rPr>
+          <w:rtl/>
+          <w:cs/>
           <w:lang w:val="ar_AE" w:bidi="ar_AE"/>
         </w:rPr>
         <w:t xml:space="preserve"> has been adapted in the following languages: Tok Pisin, Arabic (عربي), French (Français), Hindi (हिंदी), Indonesian (Bahasa Indonesia), Portuguese (Português), Russian (Русский), Spanish (Español), Swahili (Kiswahili), and Simplified Chinese (简体中文)from </w:t>
       </w:r>
       <w:r>
         <w:rPr>
+          <w:rtl/>
+          <w:cs/>
           <w:lang w:val="ar_AE" w:bidi="ar_AE"/>
         </w:rPr>
         <w:t>Biblica Study Notes</w:t>
       </w:r>
       <w:r>
         <w:rPr>
+          <w:rtl/>
+          <w:cs/>
           <w:lang w:val="ar_AE" w:bidi="ar_AE"/>
         </w:rPr>
         <w:t xml:space="preserve"> © 2023 Biblica Inc. Released under CC BY-SA 4.0 license by Mission Mutual</w:t>
       </w:r>
       <w:r>
         <w:rPr>
-          <w:lang w:val="ar_AE" w:bidi="ar_AE"/>
-        </w:rPr>
-      </w:r>
-      <w:r>
-        <w:rPr>
+          <w:rtl/>
+          <w:cs/>
+          <w:lang w:val="ar_AE" w:bidi="ar_AE"/>
+        </w:rPr>
+      </w:r>
+      <w:r>
+        <w:rPr>
+          <w:rtl/>
+          <w:cs/>
           <w:lang w:val="ar_AE" w:bidi="ar_AE"/>
         </w:rPr>
       </w:r>
@@ -94,6 +118,8 @@
       </w:pPr>
       <w:r>
         <w:rPr>
+          <w:rtl/>
+          <w:cs/>
           <w:lang w:val="ar_AE" w:bidi="ar_AE"/>
         </w:rPr>
         <w:t>Biblica Study Notes</w:t>
@@ -123,6 +149,8 @@
       </w:pPr>
       <w:r>
         <w:rPr>
+          <w:rtl/>
+          <w:cs/>
           <w:lang w:val="ar_AE" w:bidi="ar_AE"/>
         </w:rPr>
       </w:r>
@@ -134,12 +162,16 @@
       </w:pPr>
       <w:r>
         <w:rPr>
+          <w:rtl/>
+          <w:cs/>
           <w:lang w:val="ar_AE" w:bidi="ar_AE"/>
         </w:rPr>
         <w:t>ZEP</w:t>
       </w:r>
       <w:r>
         <w:rPr>
+          <w:rtl/>
+          <w:cs/>
           <w:lang w:val="ar_AE" w:bidi="ar_AE"/>
         </w:rPr>
       </w:r>
@@ -150,22 +182,30 @@
       </w:pPr>
       <w:r>
         <w:rPr>
-          <w:lang w:val="ar_AE" w:bidi="ar_AE"/>
-        </w:rPr>
-      </w:r>
-      <w:r>
-        <w:rPr>
+          <w:rtl/>
+          <w:cs/>
+          <w:lang w:val="ar_AE" w:bidi="ar_AE"/>
+        </w:rPr>
+      </w:r>
+      <w:r>
+        <w:rPr>
+          <w:rtl/>
+          <w:cs/>
           <w:lang w:val="ar_AE" w:bidi="ar_AE"/>
         </w:rPr>
         <w:t xml:space="preserve"> </w:t>
       </w:r>
       <w:r>
         <w:rPr>
-          <w:lang w:val="ar_AE" w:bidi="ar_AE"/>
-        </w:rPr>
-      </w:r>
-      <w:r>
-        <w:rPr>
+          <w:rtl/>
+          <w:cs/>
+          <w:lang w:val="ar_AE" w:bidi="ar_AE"/>
+        </w:rPr>
+      </w:r>
+      <w:r>
+        <w:rPr>
+          <w:rtl/>
+          <w:cs/>
           <w:lang w:val="ar_AE" w:bidi="ar_AE"/>
         </w:rPr>
       </w:r>
@@ -191,6 +231,8 @@
       </w:pPr>
       <w:r>
         <w:rPr>
+          <w:rtl/>
+          <w:cs/>
           <w:lang w:val="ar_AE" w:bidi="ar_AE"/>
         </w:rPr>
       </w:r>
@@ -202,12 +244,16 @@
       </w:pPr>
       <w:r>
         <w:rPr>
+          <w:rtl/>
+          <w:cs/>
           <w:lang w:val="ar_AE" w:bidi="ar_AE"/>
         </w:rPr>
         <w:t>صفنيا</w:t>
       </w:r>
       <w:r>
         <w:rPr>
+          <w:rtl/>
+          <w:cs/>
           <w:lang w:val="ar_AE" w:bidi="ar_AE"/>
         </w:rPr>
       </w:r>
@@ -218,12 +264,16 @@
       </w:pPr>
       <w:r>
         <w:rPr>
+          <w:rtl/>
+          <w:cs/>
           <w:lang w:val="ar_AE" w:bidi="ar_AE"/>
         </w:rPr>
       </w:r>
       <w:r>
         <w:rPr>
           <w:b/>
+          <w:rtl/>
+          <w:cs/>
           <w:lang w:val="ar_AE" w:bidi="ar_AE"/>
         </w:rPr>
         <w:t>ما هو سفر صفنيا؟</w:t>
@@ -238,11 +288,15 @@
       </w:pPr>
       <w:r>
         <w:rPr>
-          <w:lang w:val="ar_AE" w:bidi="ar_AE"/>
-        </w:rPr>
-      </w:r>
-      <w:r>
-        <w:rPr>
+          <w:rtl/>
+          <w:cs/>
+          <w:lang w:val="ar_AE" w:bidi="ar_AE"/>
+        </w:rPr>
+      </w:r>
+      <w:r>
+        <w:rPr>
+          <w:rtl/>
+          <w:cs/>
           <w:lang w:val="ar_AE" w:bidi="ar_AE"/>
         </w:rPr>
         <w:t>صفنيا هو سفر من أسفار الأنبياء في إسرائيل. وهو عبارة عن مجموعة من الرسائل من الله التي تحدث بها صفنيا.</w:t>
@@ -257,11 +311,15 @@
       </w:pPr>
       <w:r>
         <w:rPr>
-          <w:lang w:val="ar_AE" w:bidi="ar_AE"/>
-        </w:rPr>
-      </w:r>
-      <w:r>
-        <w:rPr>
+          <w:rtl/>
+          <w:cs/>
+          <w:lang w:val="ar_AE" w:bidi="ar_AE"/>
+        </w:rPr>
+      </w:r>
+      <w:r>
+        <w:rPr>
+          <w:rtl/>
+          <w:cs/>
           <w:lang w:val="ar_AE" w:bidi="ar_AE"/>
         </w:rPr>
         <w:t>كانت معظم الرسائل تتعلق بشعب وقادة المملكة الجنوبية. وكانت بعض الرسائل تتعلق بالأمم التي عاشت حول المملكة الجنوبية.</w:t>
@@ -276,11 +334,15 @@
       </w:pPr>
       <w:r>
         <w:rPr>
-          <w:lang w:val="ar_AE" w:bidi="ar_AE"/>
-        </w:rPr>
-      </w:r>
-      <w:r>
-        <w:rPr>
+          <w:rtl/>
+          <w:cs/>
+          <w:lang w:val="ar_AE" w:bidi="ar_AE"/>
+        </w:rPr>
+      </w:r>
+      <w:r>
+        <w:rPr>
+          <w:rtl/>
+          <w:cs/>
           <w:lang w:val="ar_AE" w:bidi="ar_AE"/>
         </w:rPr>
         <w:t>تحدث صفنيا بهذه الرسائل حين كان يوشيا ملكًا على المملكة الجنوبية. وقد حكم يوشيا من سنة 640 قبل الميلاد إلى سنة 609 قبل الميلاد.</w:t>
@@ -295,11 +357,15 @@
       </w:pPr>
       <w:r>
         <w:rPr>
-          <w:lang w:val="ar_AE" w:bidi="ar_AE"/>
-        </w:rPr>
-      </w:r>
-      <w:r>
-        <w:rPr>
+          <w:rtl/>
+          <w:cs/>
+          <w:lang w:val="ar_AE" w:bidi="ar_AE"/>
+        </w:rPr>
+      </w:r>
+      <w:r>
+        <w:rPr>
+          <w:rtl/>
+          <w:cs/>
           <w:lang w:val="ar_AE" w:bidi="ar_AE"/>
         </w:rPr>
         <w:t>تمت كتابة الرسائل في صورة قصائد.</w:t>
@@ -314,11 +380,15 @@
       </w:pPr>
       <w:r>
         <w:rPr>
-          <w:lang w:val="ar_AE" w:bidi="ar_AE"/>
-        </w:rPr>
-      </w:r>
-      <w:r>
-        <w:rPr>
+          <w:rtl/>
+          <w:cs/>
+          <w:lang w:val="ar_AE" w:bidi="ar_AE"/>
+        </w:rPr>
+      </w:r>
+      <w:r>
+        <w:rPr>
+          <w:rtl/>
+          <w:cs/>
           <w:lang w:val="ar_AE" w:bidi="ar_AE"/>
         </w:rPr>
         <w:t>يُعتقد أن صفنيا كتب هذه الرسائل.</w:t>
@@ -330,12 +400,16 @@
       </w:pPr>
       <w:r>
         <w:rPr>
+          <w:rtl/>
+          <w:cs/>
           <w:lang w:val="ar_AE" w:bidi="ar_AE"/>
         </w:rPr>
       </w:r>
       <w:r>
         <w:rPr>
           <w:b/>
+          <w:rtl/>
+          <w:cs/>
           <w:lang w:val="ar_AE" w:bidi="ar_AE"/>
         </w:rPr>
         <w:t>لمن كُتب هذا السفر؟</w:t>
@@ -350,11 +424,15 @@
       </w:pPr>
       <w:r>
         <w:rPr>
-          <w:lang w:val="ar_AE" w:bidi="ar_AE"/>
-        </w:rPr>
-      </w:r>
-      <w:r>
-        <w:rPr>
+          <w:rtl/>
+          <w:cs/>
+          <w:lang w:val="ar_AE" w:bidi="ar_AE"/>
+        </w:rPr>
+      </w:r>
+      <w:r>
+        <w:rPr>
+          <w:rtl/>
+          <w:cs/>
           <w:lang w:val="ar_AE" w:bidi="ar_AE"/>
         </w:rPr>
         <w:t>لشعب المملكة الجنوبية، يهوذا.</w:t>
@@ -366,18 +444,24 @@
       </w:pPr>
       <w:r>
         <w:rPr>
+          <w:rtl/>
+          <w:cs/>
           <w:lang w:val="ar_AE" w:bidi="ar_AE"/>
         </w:rPr>
       </w:r>
       <w:r>
         <w:rPr>
           <w:b/>
+          <w:rtl/>
+          <w:cs/>
           <w:lang w:val="ar_AE" w:bidi="ar_AE"/>
         </w:rPr>
         <w:t>لماذا كُتب</w:t>
       </w:r>
       <w:r>
         <w:rPr>
+          <w:rtl/>
+          <w:cs/>
           <w:lang w:val="ar_AE" w:bidi="ar_AE"/>
         </w:rPr>
         <w:t xml:space="preserve"> </w:t>
@@ -385,6 +469,8 @@
       <w:r>
         <w:rPr>
           <w:b/>
+          <w:rtl/>
+          <w:cs/>
           <w:lang w:val="ar_AE" w:bidi="ar_AE"/>
         </w:rPr>
         <w:t>سفر صفنيا؟</w:t>
@@ -399,11 +485,15 @@
       </w:pPr>
       <w:r>
         <w:rPr>
-          <w:lang w:val="ar_AE" w:bidi="ar_AE"/>
-        </w:rPr>
-      </w:r>
-      <w:r>
-        <w:rPr>
+          <w:rtl/>
+          <w:cs/>
+          <w:lang w:val="ar_AE" w:bidi="ar_AE"/>
+        </w:rPr>
+      </w:r>
+      <w:r>
+        <w:rPr>
+          <w:rtl/>
+          <w:cs/>
           <w:lang w:val="ar_AE" w:bidi="ar_AE"/>
         </w:rPr>
         <w:t>لتحذير الناس والقادة في المملكة الجنوبية ليتوقفوا عن ارتكاب الخطايا. وإن أولئك الذين لم يغيروا طرقهم سيتم هلاكهم عندما يجلب الله القضاء ضدهم.</w:t>
@@ -418,11 +508,15 @@
       </w:pPr>
       <w:r>
         <w:rPr>
-          <w:lang w:val="ar_AE" w:bidi="ar_AE"/>
-        </w:rPr>
-      </w:r>
-      <w:r>
-        <w:rPr>
+          <w:rtl/>
+          <w:cs/>
+          <w:lang w:val="ar_AE" w:bidi="ar_AE"/>
+        </w:rPr>
+      </w:r>
+      <w:r>
+        <w:rPr>
+          <w:rtl/>
+          <w:cs/>
           <w:lang w:val="ar_AE" w:bidi="ar_AE"/>
         </w:rPr>
         <w:t>لإظهار مدى قوة غضب الله ضد الخطية.</w:t>
@@ -437,11 +531,15 @@
       </w:pPr>
       <w:r>
         <w:rPr>
-          <w:lang w:val="ar_AE" w:bidi="ar_AE"/>
-        </w:rPr>
-      </w:r>
-      <w:r>
-        <w:rPr>
+          <w:rtl/>
+          <w:cs/>
+          <w:lang w:val="ar_AE" w:bidi="ar_AE"/>
+        </w:rPr>
+      </w:r>
+      <w:r>
+        <w:rPr>
+          <w:rtl/>
+          <w:cs/>
           <w:lang w:val="ar_AE" w:bidi="ar_AE"/>
         </w:rPr>
         <w:t>لتشجيع الناس من جميع الأمم الذين كانوا متضعين ووثقوا بالله.</w:t>
@@ -456,11 +554,15 @@
       </w:pPr>
       <w:r>
         <w:rPr>
-          <w:lang w:val="ar_AE" w:bidi="ar_AE"/>
-        </w:rPr>
-      </w:r>
-      <w:r>
-        <w:rPr>
+          <w:rtl/>
+          <w:cs/>
+          <w:lang w:val="ar_AE" w:bidi="ar_AE"/>
+        </w:rPr>
+      </w:r>
+      <w:r>
+        <w:rPr>
+          <w:rtl/>
+          <w:cs/>
           <w:lang w:val="ar_AE" w:bidi="ar_AE"/>
         </w:rPr>
         <w:t>لإظهار فرح الله وسروره في الأشخاص الذين يثقون به.</w:t>
@@ -472,12 +574,16 @@
       </w:pPr>
       <w:r>
         <w:rPr>
+          <w:rtl/>
+          <w:cs/>
           <w:lang w:val="ar_AE" w:bidi="ar_AE"/>
         </w:rPr>
       </w:r>
       <w:r>
         <w:rPr>
           <w:b/>
+          <w:rtl/>
+          <w:cs/>
           <w:lang w:val="ar_AE" w:bidi="ar_AE"/>
         </w:rPr>
         <w:t>الأفكار الرئيسية</w:t>
@@ -492,11 +598,15 @@
       </w:pPr>
       <w:r>
         <w:rPr>
-          <w:lang w:val="ar_AE" w:bidi="ar_AE"/>
-        </w:rPr>
-      </w:r>
-      <w:r>
-        <w:rPr>
+          <w:rtl/>
+          <w:cs/>
+          <w:lang w:val="ar_AE" w:bidi="ar_AE"/>
+        </w:rPr>
+      </w:r>
+      <w:r>
+        <w:rPr>
+          <w:rtl/>
+          <w:cs/>
           <w:lang w:val="ar_AE" w:bidi="ar_AE"/>
         </w:rPr>
         <w:t>الله محارب قوي. وسيتخذ إجراءً عندما يغضب. فإنه سيجلب القضاء ضد كل من يرفض الابتعاد عن الخطية. وسيفعل ذلك في يوم الرب.</w:t>
@@ -511,11 +621,15 @@
       </w:pPr>
       <w:r>
         <w:rPr>
-          <w:lang w:val="ar_AE" w:bidi="ar_AE"/>
-        </w:rPr>
-      </w:r>
-      <w:r>
-        <w:rPr>
+          <w:rtl/>
+          <w:cs/>
+          <w:lang w:val="ar_AE" w:bidi="ar_AE"/>
+        </w:rPr>
+      </w:r>
+      <w:r>
+        <w:rPr>
+          <w:rtl/>
+          <w:cs/>
           <w:lang w:val="ar_AE" w:bidi="ar_AE"/>
         </w:rPr>
         <w:t>الله هو الرب والملك على جميع الناس والشعوب. والناس من جميع الأمم الذين يعبدون الله سيتمتعون ببركات العهد.</w:t>
@@ -530,11 +644,15 @@
       </w:pPr>
       <w:r>
         <w:rPr>
-          <w:lang w:val="ar_AE" w:bidi="ar_AE"/>
-        </w:rPr>
-      </w:r>
-      <w:r>
-        <w:rPr>
+          <w:rtl/>
+          <w:cs/>
+          <w:lang w:val="ar_AE" w:bidi="ar_AE"/>
+        </w:rPr>
+      </w:r>
+      <w:r>
+        <w:rPr>
+          <w:rtl/>
+          <w:cs/>
           <w:lang w:val="ar_AE" w:bidi="ar_AE"/>
         </w:rPr>
         <w:t>الله صالح ويفعل ما هو صحيح وعادل. وهو مملوء بالمحبة والفرح.</w:t>
@@ -546,12 +664,16 @@
       </w:pPr>
       <w:r>
         <w:rPr>
+          <w:rtl/>
+          <w:cs/>
           <w:lang w:val="ar_AE" w:bidi="ar_AE"/>
         </w:rPr>
       </w:r>
       <w:r>
         <w:rPr>
           <w:b/>
+          <w:rtl/>
+          <w:cs/>
           <w:lang w:val="ar_AE" w:bidi="ar_AE"/>
         </w:rPr>
         <w:t>مخطط السفر</w:t>
@@ -563,12 +685,16 @@
       </w:pPr>
       <w:r>
         <w:rPr>
+          <w:rtl/>
+          <w:cs/>
           <w:lang w:val="ar_AE" w:bidi="ar_AE"/>
         </w:rPr>
       </w:r>
       <w:r>
         <w:rPr>
           <w:b/>
+          <w:rtl/>
+          <w:cs/>
           <w:lang w:val="ar_AE" w:bidi="ar_AE"/>
         </w:rPr>
         <w:t>رسائل الدينونة على العالم والمملكة الجنوبية (1:1 – 2:3).</w:t>
@@ -580,12 +706,16 @@
       </w:pPr>
       <w:r>
         <w:rPr>
+          <w:rtl/>
+          <w:cs/>
           <w:lang w:val="ar_AE" w:bidi="ar_AE"/>
         </w:rPr>
       </w:r>
       <w:r>
         <w:rPr>
           <w:b/>
+          <w:rtl/>
+          <w:cs/>
           <w:lang w:val="ar_AE" w:bidi="ar_AE"/>
         </w:rPr>
         <w:t>رسائل الدينونة على الأمم الأخرى (2:4–15).</w:t>
@@ -597,12 +727,16 @@
       </w:pPr>
       <w:r>
         <w:rPr>
+          <w:rtl/>
+          <w:cs/>
           <w:lang w:val="ar_AE" w:bidi="ar_AE"/>
         </w:rPr>
       </w:r>
       <w:r>
         <w:rPr>
           <w:b/>
+          <w:rtl/>
+          <w:cs/>
           <w:lang w:val="ar_AE" w:bidi="ar_AE"/>
         </w:rPr>
         <w:t>المزيد من رسائل الدينونة على العالم والمملكة الجنوبية (3:1–8).</w:t>
@@ -614,23 +748,31 @@
       </w:pPr>
       <w:r>
         <w:rPr>
+          <w:rtl/>
+          <w:cs/>
           <w:lang w:val="ar_AE" w:bidi="ar_AE"/>
         </w:rPr>
       </w:r>
       <w:r>
         <w:rPr>
           <w:b/>
+          <w:rtl/>
+          <w:cs/>
           <w:lang w:val="ar_AE" w:bidi="ar_AE"/>
         </w:rPr>
         <w:t>رسائل الرجاء حول أولئك الذين يثقون بالله (3:9–20).</w:t>
       </w:r>
       <w:r>
         <w:rPr>
-          <w:lang w:val="ar_AE" w:bidi="ar_AE"/>
-        </w:rPr>
-      </w:r>
-      <w:r>
-        <w:rPr>
+          <w:rtl/>
+          <w:cs/>
+          <w:lang w:val="ar_AE" w:bidi="ar_AE"/>
+        </w:rPr>
+      </w:r>
+      <w:r>
+        <w:rPr>
+          <w:rtl/>
+          <w:cs/>
           <w:lang w:val="ar_AE" w:bidi="ar_AE"/>
         </w:rPr>
       </w:r>
